--- a/docs/reports/Blackout_Ridge_Milestone_1_Completion_Report.docx
+++ b/docs/reports/Blackout_Ridge_Milestone_1_Completion_Report.docx
@@ -102,7 +102,7 @@
     </w:p>
     <w:p>
       <w:r>
-        <w:t>This milestone is complete. All design documents are written, internally consistent, and approved as the baseline for implementation. Section 4–5 of this report document the full narrative connection between stages; the source package lives in docs/milestone-1/.</w:t>
+        <w:t>This milestone is complete. All design documents are written, internally consistent, and approved as the baseline for implementation. Sections 4–5 of this report document the full narrative connection between stages; the approved material is consolidated in this report.</w:t>
       </w:r>
     </w:p>
     <w:p>
@@ -5079,7 +5079,7 @@
     </w:p>
     <w:p>
       <w:r>
-        <w:t>Full source documents: docs/milestone-1/ in the project repository.</w:t>
+        <w:t>The approved Milestone 1 material is consolidated in this completion report.</w:t>
       </w:r>
     </w:p>
     <w:sectPr>
